--- a/files/file.docx
+++ b/files/file.docx
@@ -52,6 +52,185 @@
           <w:rFonts w:ascii="Serif" w:cs="Serif" w:eastAsia="Serif" w:hAnsi="Serif"/>
           <w:rtl w:val="0"/>
         </w:rPr>
+        <w:t xml:space="preserve">[Steal hello jon prefave]</w:t>
+      </w:r>
+    </w:p>
+    <w:p>
+      <w:pPr>
+        <w:spacing w:line="240" w:lineRule="auto"/>
+        <w:ind w:firstLine="0"/>
+        <w:jc w:val="both"/>
+        <w:rPr>
+          <w:rFonts w:ascii="Serif" w:cs="Serif" w:eastAsia="Serif" w:hAnsi="Serif"/>
+        </w:rPr>
+      </w:pPr>
+      <w:r>
+        <w:rPr>
+          <w:rFonts w:ascii="Serif" w:cs="Serif" w:eastAsia="Serif" w:hAnsi="Serif"/>
+          <w:rtl w:val="0"/>
+        </w:rPr>
+        <w:t xml:space="preserve">[Could uploudd this to website instead of Hello jon, the template is there]</w:t>
+      </w:r>
+    </w:p>
+    <w:p>
+      <w:pPr>
+        <w:spacing w:line="240" w:lineRule="auto"/>
+        <w:ind w:firstLine="0"/>
+        <w:jc w:val="both"/>
+        <w:rPr>
+          <w:rFonts w:ascii="Serif" w:cs="Serif" w:eastAsia="Serif" w:hAnsi="Serif"/>
+        </w:rPr>
+      </w:pPr>
+      <w:r>
+        <w:rPr>
+          <w:rtl w:val="0"/>
+        </w:rPr>
+      </w:r>
+    </w:p>
+    <w:p>
+      <w:pPr>
+        <w:spacing w:line="240" w:lineRule="auto"/>
+        <w:ind w:firstLine="0"/>
+        <w:jc w:val="both"/>
+        <w:rPr>
+          <w:rFonts w:ascii="Serif" w:cs="Serif" w:eastAsia="Serif" w:hAnsi="Serif"/>
+        </w:rPr>
+      </w:pPr>
+      <w:r>
+        <w:rPr>
+          <w:rFonts w:ascii="Serif" w:cs="Serif" w:eastAsia="Serif" w:hAnsi="Serif"/>
+          <w:rtl w:val="0"/>
+        </w:rPr>
+        <w:t xml:space="preserve">[Grammar</w:t>
+      </w:r>
+    </w:p>
+    <w:p>
+      <w:pPr>
+        <w:spacing w:line="240" w:lineRule="auto"/>
+        <w:ind w:firstLine="0"/>
+        <w:jc w:val="both"/>
+        <w:rPr>
+          <w:rFonts w:ascii="Serif" w:cs="Serif" w:eastAsia="Serif" w:hAnsi="Serif"/>
+        </w:rPr>
+      </w:pPr>
+      <w:r>
+        <w:rPr>
+          <w:rtl w:val="0"/>
+        </w:rPr>
+      </w:r>
+    </w:p>
+    <w:p>
+      <w:pPr>
+        <w:spacing w:line="240" w:lineRule="auto"/>
+        <w:ind w:firstLine="0"/>
+        <w:jc w:val="both"/>
+        <w:rPr>
+          <w:rFonts w:ascii="Serif" w:cs="Serif" w:eastAsia="Serif" w:hAnsi="Serif"/>
+        </w:rPr>
+      </w:pPr>
+      <w:r>
+        <w:rPr>
+          <w:rFonts w:ascii="Serif" w:cs="Serif" w:eastAsia="Serif" w:hAnsi="Serif"/>
+          <w:rtl w:val="0"/>
+        </w:rPr>
+        <w:t xml:space="preserve">Pronouns</w:t>
+      </w:r>
+    </w:p>
+    <w:p>
+      <w:pPr>
+        <w:spacing w:line="240" w:lineRule="auto"/>
+        <w:ind w:firstLine="0"/>
+        <w:jc w:val="both"/>
+        <w:rPr>
+          <w:rFonts w:ascii="Serif" w:cs="Serif" w:eastAsia="Serif" w:hAnsi="Serif"/>
+        </w:rPr>
+      </w:pPr>
+      <w:r>
+        <w:rPr>
+          <w:rFonts w:ascii="Serif" w:cs="Serif" w:eastAsia="Serif" w:hAnsi="Serif"/>
+          <w:rtl w:val="0"/>
+        </w:rPr>
+        <w:t xml:space="preserve">Possesives</w:t>
+      </w:r>
+    </w:p>
+    <w:p>
+      <w:pPr>
+        <w:spacing w:line="240" w:lineRule="auto"/>
+        <w:ind w:firstLine="0"/>
+        <w:jc w:val="both"/>
+        <w:rPr>
+          <w:rFonts w:ascii="Serif" w:cs="Serif" w:eastAsia="Serif" w:hAnsi="Serif"/>
+        </w:rPr>
+      </w:pPr>
+      <w:r>
+        <w:rPr>
+          <w:rFonts w:ascii="Serif" w:cs="Serif" w:eastAsia="Serif" w:hAnsi="Serif"/>
+          <w:rtl w:val="0"/>
+        </w:rPr>
+        <w:t xml:space="preserve">Demonstratives</w:t>
+      </w:r>
+    </w:p>
+    <w:p>
+      <w:pPr>
+        <w:spacing w:line="240" w:lineRule="auto"/>
+        <w:ind w:firstLine="0"/>
+        <w:jc w:val="both"/>
+        <w:rPr>
+          <w:rFonts w:ascii="Serif" w:cs="Serif" w:eastAsia="Serif" w:hAnsi="Serif"/>
+        </w:rPr>
+      </w:pPr>
+      <w:r>
+        <w:rPr>
+          <w:rtl w:val="0"/>
+        </w:rPr>
+      </w:r>
+    </w:p>
+    <w:p>
+      <w:pPr>
+        <w:spacing w:line="240" w:lineRule="auto"/>
+        <w:ind w:firstLine="0"/>
+        <w:jc w:val="both"/>
+        <w:rPr>
+          <w:rFonts w:ascii="Serif" w:cs="Serif" w:eastAsia="Serif" w:hAnsi="Serif"/>
+        </w:rPr>
+      </w:pPr>
+      <w:r>
+        <w:rPr>
+          <w:rFonts w:ascii="Serif" w:cs="Serif" w:eastAsia="Serif" w:hAnsi="Serif"/>
+          <w:rtl w:val="0"/>
+        </w:rPr>
+        <w:t xml:space="preserve">]</w:t>
+      </w:r>
+    </w:p>
+    <w:p>
+      <w:pPr>
+        <w:spacing w:line="240" w:lineRule="auto"/>
+        <w:ind w:firstLine="0"/>
+        <w:jc w:val="both"/>
+        <w:rPr>
+          <w:rFonts w:ascii="Serif" w:cs="Serif" w:eastAsia="Serif" w:hAnsi="Serif"/>
+        </w:rPr>
+      </w:pPr>
+      <w:r>
+        <w:rPr>
+          <w:rtl w:val="0"/>
+        </w:rPr>
+      </w:r>
+    </w:p>
+    <w:p>
+      <w:pPr>
+        <w:spacing w:line="240" w:lineRule="auto"/>
+        <w:ind w:firstLine="0"/>
+        <w:jc w:val="both"/>
+        <w:rPr>
+          <w:rFonts w:ascii="Serif" w:cs="Serif" w:eastAsia="Serif" w:hAnsi="Serif"/>
+        </w:rPr>
+      </w:pPr>
+      <w:r>
+        <w:rPr>
+          <w:rFonts w:ascii="Serif" w:cs="Serif" w:eastAsia="Serif" w:hAnsi="Serif"/>
+          <w:rtl w:val="0"/>
+        </w:rPr>
         <w:t xml:space="preserve">1 Family</w:t>
       </w:r>
     </w:p>
@@ -376,6 +555,91 @@
           <w:rtl w:val="0"/>
         </w:rPr>
         <w:t xml:space="preserve">20 At the Restaurant</w:t>
+      </w:r>
+    </w:p>
+    <w:p>
+      <w:pPr>
+        <w:spacing w:line="240" w:lineRule="auto"/>
+        <w:ind w:firstLine="0"/>
+        <w:jc w:val="both"/>
+        <w:rPr>
+          <w:rFonts w:ascii="Serif" w:cs="Serif" w:eastAsia="Serif" w:hAnsi="Serif"/>
+        </w:rPr>
+      </w:pPr>
+      <w:r>
+        <w:rPr>
+          <w:rtl w:val="0"/>
+        </w:rPr>
+      </w:r>
+    </w:p>
+    <w:p>
+      <w:pPr>
+        <w:spacing w:line="240" w:lineRule="auto"/>
+        <w:ind w:firstLine="0"/>
+        <w:jc w:val="both"/>
+        <w:rPr>
+          <w:rFonts w:ascii="Serif" w:cs="Serif" w:eastAsia="Serif" w:hAnsi="Serif"/>
+        </w:rPr>
+      </w:pPr>
+      <w:r>
+        <w:rPr>
+          <w:rFonts w:ascii="Serif" w:cs="Serif" w:eastAsia="Serif" w:hAnsi="Serif"/>
+          <w:rtl w:val="0"/>
+        </w:rPr>
+        <w:t xml:space="preserve">Remove resundant sentences, that don't teach anything. Like:</w:t>
+      </w:r>
+    </w:p>
+    <w:p>
+      <w:pPr>
+        <w:spacing w:line="240" w:lineRule="auto"/>
+        <w:ind w:firstLine="0"/>
+        <w:jc w:val="both"/>
+        <w:rPr>
+          <w:rFonts w:ascii="Serif" w:cs="Serif" w:eastAsia="Serif" w:hAnsi="Serif"/>
+        </w:rPr>
+      </w:pPr>
+      <w:r>
+        <w:rPr>
+          <w:rtl w:val="0"/>
+        </w:rPr>
+      </w:r>
+    </w:p>
+    <w:p>
+      <w:pPr>
+        <w:spacing w:line="240" w:lineRule="auto"/>
+        <w:ind w:firstLine="0"/>
+        <w:jc w:val="both"/>
+        <w:rPr>
+          <w:rFonts w:ascii="Serif" w:cs="Serif" w:eastAsia="Serif" w:hAnsi="Serif"/>
+          <w:b w:val="1"/>
+          <w:i w:val="1"/>
+        </w:rPr>
+      </w:pPr>
+      <w:r>
+        <w:rPr>
+          <w:rFonts w:ascii="Serif" w:cs="Serif" w:eastAsia="Serif" w:hAnsi="Serif"/>
+          <w:b w:val="1"/>
+          <w:i w:val="1"/>
+          <w:rtl w:val="0"/>
+        </w:rPr>
+        <w:t xml:space="preserve">masa yek sa masa yek</w:t>
+      </w:r>
+    </w:p>
+    <w:p>
+      <w:pPr>
+        <w:spacing w:line="240" w:lineRule="auto"/>
+        <w:ind w:firstLine="0"/>
+        <w:jc w:val="both"/>
+        <w:rPr>
+          <w:rFonts w:ascii="Serif" w:cs="Serif" w:eastAsia="Serif" w:hAnsi="Serif"/>
+          <w:b w:val="1"/>
+          <w:i w:val="1"/>
+        </w:rPr>
+      </w:pPr>
+      <w:r>
+        <w:rPr>
+          <w:rtl w:val="0"/>
+        </w:rPr>
       </w:r>
     </w:p>
     <w:p>
@@ -3247,6 +3511,85 @@
           <w:b w:val="1"/>
           <w:rtl w:val="0"/>
         </w:rPr>
+        <w:t xml:space="preserve">Jim</w:t>
+      </w:r>
+    </w:p>
+    <w:p>
+      <w:pPr>
+        <w:spacing w:line="240" w:lineRule="auto"/>
+        <w:ind w:left="0" w:firstLine="0"/>
+        <w:jc w:val="left"/>
+        <w:rPr>
+          <w:rFonts w:ascii="Serif" w:cs="Serif" w:eastAsia="Serif" w:hAnsi="Serif"/>
+        </w:rPr>
+      </w:pPr>
+      <w:r>
+        <w:rPr>
+          <w:rtl w:val="0"/>
+        </w:rPr>
+      </w:r>
+    </w:p>
+    <w:p>
+      <w:pPr>
+        <w:spacing w:line="240" w:lineRule="auto"/>
+        <w:ind w:left="0" w:firstLine="0"/>
+        <w:jc w:val="left"/>
+        <w:rPr>
+          <w:rFonts w:ascii="Serif" w:cs="Serif" w:eastAsia="Serif" w:hAnsi="Serif"/>
+        </w:rPr>
+      </w:pPr>
+      <w:r>
+        <w:rPr>
+          <w:rFonts w:ascii="Serif" w:cs="Serif" w:eastAsia="Serif" w:hAnsi="Serif"/>
+          <w:b w:val="1"/>
+          <w:rtl w:val="0"/>
+        </w:rPr>
+        <w:t xml:space="preserve">(1).</w:t>
+      </w:r>
+      <w:r>
+        <w:rPr>
+          <w:rFonts w:ascii="Serif" w:cs="Serif" w:eastAsia="Serif" w:hAnsi="Serif"/>
+          <w:rtl w:val="0"/>
+        </w:rPr>
+        <w:t xml:space="preserve"> Yan ri car angam. Mei yan ri car angam. Car angam pai jim. Car angam sa do gebo e do toi. Ketal angam Jon ri?</w:t>
+      </w:r>
+      <w:r>
+        <w:rPr>
+          <w:rtl w:val="0"/>
+        </w:rPr>
+      </w:r>
+    </w:p>
+    <w:p>
+      <w:pPr>
+        <w:spacing w:line="240" w:lineRule="auto"/>
+        <w:ind w:left="0" w:firstLine="0"/>
+        <w:jc w:val="left"/>
+        <w:rPr>
+          <w:rFonts w:ascii="Serif" w:cs="Serif" w:eastAsia="Serif" w:hAnsi="Serif"/>
+        </w:rPr>
+      </w:pPr>
+      <w:r>
+        <w:rPr>
+          <w:rtl w:val="0"/>
+        </w:rPr>
+      </w:r>
+    </w:p>
+    <w:p>
+      <w:pPr>
+        <w:spacing w:line="240" w:lineRule="auto"/>
+        <w:ind w:left="0" w:firstLine="0"/>
+        <w:jc w:val="center"/>
+        <w:rPr>
+          <w:rFonts w:ascii="Serif" w:cs="Serif" w:eastAsia="Serif" w:hAnsi="Serif"/>
+          <w:b w:val="1"/>
+        </w:rPr>
+      </w:pPr>
+      <w:r>
+        <w:rPr>
+          <w:rFonts w:ascii="Serif" w:cs="Serif" w:eastAsia="Serif" w:hAnsi="Serif"/>
+          <w:b w:val="1"/>
+          <w:rtl w:val="0"/>
+        </w:rPr>
         <w:t xml:space="preserve">Lexila 5</w:t>
       </w:r>
     </w:p>
@@ -3347,7 +3690,7 @@
           <w:rFonts w:ascii="Serif" w:cs="Serif" w:eastAsia="Serif" w:hAnsi="Serif"/>
           <w:rtl w:val="0"/>
         </w:rPr>
-        <w:t xml:space="preserve">gibo arm</w:t>
+        <w:t xml:space="preserve">gibo, gebo arm</w:t>
       </w:r>
     </w:p>
     <w:p>
@@ -3382,6 +3725,23 @@
           <w:rtl w:val="0"/>
         </w:rPr>
         <w:t xml:space="preserve">toya, daya</w:t>
+      </w:r>
+    </w:p>
+    <w:p>
+      <w:pPr>
+        <w:spacing w:line="240" w:lineRule="auto"/>
+        <w:ind w:left="0" w:firstLine="0"/>
+        <w:jc w:val="left"/>
+        <w:rPr>
+          <w:rFonts w:ascii="Serif" w:cs="Serif" w:eastAsia="Serif" w:hAnsi="Serif"/>
+        </w:rPr>
+      </w:pPr>
+      <w:r>
+        <w:rPr>
+          <w:rFonts w:ascii="Serif" w:cs="Serif" w:eastAsia="Serif" w:hAnsi="Serif"/>
+          <w:rtl w:val="0"/>
+        </w:rPr>
+        <w:t xml:space="preserve">pai</w:t>
       </w:r>
     </w:p>
     <w:p>
